--- a/doc/使用说明书/红光金具智能报价系统_用户使用说明书_2026-10-22_V2.0.docx
+++ b/doc/使用说明书/红光金具智能报价系统_用户使用说明书_2026-10-22_V2.0.docx
@@ -830,19 +830,8 @@
       </w:r>
     </w:p>
     <w:p>
-      <w:pPr>
-        <w:spacing w:after="120"/>
-      </w:pPr>
-      <w:r>
-        <w:t>原型演示版 V2.0 · 2026年10月22日</w:t>
-      </w:r>
-    </w:p>
-    <w:p>
-      <w:pPr>
-        <w:spacing w:after="120"/>
-      </w:pPr>
-      <w:r>
-        <w:t>本说明书对应原型版本 `8f86f11`。与 V1.5 相比，本版新增物料清单工作表解析、跨包批量处理、跨包技术指派三项能力，并调整了报价包列表的进入方式。文中截图取自线上演示环境，项目名称、金额、人员均为演示数据。</w:t>
+      <w:r>
+        <w:br w:type="page"/>
       </w:r>
     </w:p>
     <w:p>
